--- a/Support/sources/apropos.docx
+++ b/Support/sources/apropos.docx
@@ -11,25 +11,13 @@
           <w:szCs w:val="20"/>
         </w:rPr>
       </w:pPr>
-      <w:proofErr w:type="spellStart"/>
-      <w:proofErr w:type="gramStart"/>
       <w:r>
         <w:rPr>
           <w:color w:val="4C94D8" w:themeColor="text2" w:themeTint="80"/>
           <w:sz w:val="20"/>
           <w:szCs w:val="20"/>
         </w:rPr>
-        <w:t>duct’air</w:t>
-      </w:r>
-      <w:proofErr w:type="spellEnd"/>
-      <w:proofErr w:type="gramEnd"/>
-      <w:r>
-        <w:rPr>
-          <w:color w:val="4C94D8" w:themeColor="text2" w:themeTint="80"/>
-          <w:sz w:val="20"/>
-          <w:szCs w:val="20"/>
-        </w:rPr>
-        <w:t xml:space="preserve"> version 4.x</w:t>
+        <w:t>duct’air version 4.x</w:t>
       </w:r>
     </w:p>
     <w:p>
@@ -90,7 +78,7 @@
           <w:sz w:val="20"/>
           <w:szCs w:val="20"/>
         </w:rPr>
-        <w:t>06/05/2025 21:09:43</w:t>
+        <w:t>20/02/2026 18:31:36</w:t>
       </w:r>
       <w:r>
         <w:rPr>
@@ -150,7 +138,6 @@
         </w:rPr>
         <w:t xml:space="preserve">A propos de </w:t>
       </w:r>
-      <w:proofErr w:type="spellStart"/>
       <w:r>
         <w:rPr>
           <w:rFonts w:ascii="Times New Roman" w:hAnsi="Times New Roman" w:cs="Times New Roman"/>
@@ -169,7 +156,6 @@
         </w:rPr>
         <w:t>duct’air</w:t>
       </w:r>
-      <w:proofErr w:type="spellEnd"/>
       <w:r>
         <w:rPr>
           <w:rFonts w:ascii="Times New Roman" w:hAnsi="Times New Roman" w:cs="Times New Roman"/>
@@ -235,7 +221,6 @@
         </w:rPr>
         <w:t xml:space="preserve">Conditions d’utilisation de </w:t>
       </w:r>
-      <w:proofErr w:type="spellStart"/>
       <w:r>
         <w:rPr>
           <w:rFonts w:ascii="Times New Roman" w:hAnsi="Times New Roman" w:cs="Times New Roman"/>
@@ -254,7 +239,6 @@
         </w:rPr>
         <w:t>duct’air</w:t>
       </w:r>
-      <w:proofErr w:type="spellEnd"/>
     </w:p>
     <w:p>
       <w:pPr>
@@ -317,7 +301,6 @@
         </w:rPr>
         <w:t xml:space="preserve">, nommé </w:t>
       </w:r>
-      <w:proofErr w:type="spellStart"/>
       <w:r>
         <w:rPr>
           <w:rFonts w:ascii="Times New Roman" w:hAnsi="Times New Roman" w:cs="Times New Roman"/>
@@ -328,7 +311,6 @@
         </w:rPr>
         <w:t>duct’air</w:t>
       </w:r>
-      <w:proofErr w:type="spellEnd"/>
       <w:r>
         <w:rPr>
           <w:rFonts w:ascii="Times New Roman" w:hAnsi="Times New Roman" w:cs="Times New Roman"/>
@@ -343,7 +325,15 @@
           <w:sz w:val="36"/>
           <w:szCs w:val="36"/>
         </w:rPr>
-        <w:t>contactdaonline@gmail.com) à</w:t>
+        <w:t>ductair@ik.me</w:t>
+      </w:r>
+      <w:r>
+        <w:rPr>
+          <w:rFonts w:ascii="Times New Roman" w:hAnsi="Times New Roman" w:cs="Times New Roman"/>
+          <w:sz w:val="36"/>
+          <w:szCs w:val="36"/>
+        </w:rPr>
+        <w:t>) à</w:t>
       </w:r>
       <w:r>
         <w:rPr>
@@ -494,7 +484,6 @@
         </w:rPr>
         <w:t xml:space="preserve">L’utilisateur peut utiliser </w:t>
       </w:r>
-      <w:proofErr w:type="spellStart"/>
       <w:r>
         <w:rPr>
           <w:rFonts w:ascii="Times New Roman" w:hAnsi="Times New Roman" w:cs="Times New Roman"/>
@@ -505,7 +494,6 @@
         </w:rPr>
         <w:t>duct’air</w:t>
       </w:r>
-      <w:proofErr w:type="spellEnd"/>
       <w:r>
         <w:rPr>
           <w:rFonts w:ascii="Times New Roman" w:hAnsi="Times New Roman" w:cs="Times New Roman"/>
@@ -780,7 +768,6 @@
         </w:rPr>
         <w:t xml:space="preserve">de </w:t>
       </w:r>
-      <w:proofErr w:type="spellStart"/>
       <w:r>
         <w:rPr>
           <w:rFonts w:ascii="Times New Roman" w:hAnsi="Times New Roman" w:cs="Times New Roman"/>
@@ -791,7 +778,6 @@
         </w:rPr>
         <w:t>duct’air</w:t>
       </w:r>
-      <w:proofErr w:type="spellEnd"/>
       <w:r>
         <w:rPr>
           <w:rFonts w:ascii="Times New Roman" w:hAnsi="Times New Roman" w:cs="Times New Roman"/>
@@ -854,7 +840,6 @@
         </w:rPr>
         <w:t xml:space="preserve">de </w:t>
       </w:r>
-      <w:proofErr w:type="spellStart"/>
       <w:r>
         <w:rPr>
           <w:rFonts w:ascii="Times New Roman" w:hAnsi="Times New Roman" w:cs="Times New Roman"/>
@@ -865,7 +850,6 @@
         </w:rPr>
         <w:t>duct’air</w:t>
       </w:r>
-      <w:proofErr w:type="spellEnd"/>
       <w:r>
         <w:rPr>
           <w:rFonts w:ascii="Times New Roman" w:hAnsi="Times New Roman" w:cs="Times New Roman"/>
@@ -924,7 +908,6 @@
         </w:rPr>
         <w:t xml:space="preserve">de </w:t>
       </w:r>
-      <w:proofErr w:type="spellStart"/>
       <w:r>
         <w:rPr>
           <w:rFonts w:ascii="Times New Roman" w:hAnsi="Times New Roman" w:cs="Times New Roman"/>
@@ -935,7 +918,6 @@
         </w:rPr>
         <w:t>duct’air</w:t>
       </w:r>
-      <w:proofErr w:type="spellEnd"/>
       <w:r>
         <w:rPr>
           <w:rFonts w:ascii="Times New Roman" w:hAnsi="Times New Roman" w:cs="Times New Roman"/>
@@ -1161,7 +1143,23 @@
           <w:sz w:val="36"/>
           <w:szCs w:val="36"/>
         </w:rPr>
-        <w:t xml:space="preserve"> (mini ADSL 5 Mb/s)</w:t>
+        <w:t xml:space="preserve"> (</w:t>
+      </w:r>
+      <w:r>
+        <w:rPr>
+          <w:rFonts w:ascii="Times New Roman" w:hAnsi="Times New Roman" w:cs="Times New Roman"/>
+          <w:sz w:val="36"/>
+          <w:szCs w:val="36"/>
+        </w:rPr>
+        <w:t>fibre recommandée</w:t>
+      </w:r>
+      <w:r>
+        <w:rPr>
+          <w:rFonts w:ascii="Times New Roman" w:hAnsi="Times New Roman" w:cs="Times New Roman"/>
+          <w:sz w:val="36"/>
+          <w:szCs w:val="36"/>
+        </w:rPr>
+        <w:t>)</w:t>
       </w:r>
     </w:p>
     <w:p>
@@ -1211,7 +1209,6 @@
         </w:rPr>
         <w:t xml:space="preserve">Intel i </w:t>
       </w:r>
-      <w:proofErr w:type="spellStart"/>
       <w:r>
         <w:rPr>
           <w:rFonts w:ascii="Times New Roman" w:hAnsi="Times New Roman" w:cs="Times New Roman"/>
@@ -1226,34 +1223,7 @@
           <w:sz w:val="36"/>
           <w:szCs w:val="36"/>
         </w:rPr>
-        <w:t>ore</w:t>
-      </w:r>
-      <w:proofErr w:type="spellEnd"/>
-      <w:r>
-        <w:rPr>
-          <w:rFonts w:ascii="Times New Roman" w:hAnsi="Times New Roman" w:cs="Times New Roman"/>
-          <w:sz w:val="36"/>
-          <w:szCs w:val="36"/>
-        </w:rPr>
-        <w:t xml:space="preserve"> 3 </w:t>
-      </w:r>
-      <w:proofErr w:type="spellStart"/>
-      <w:r>
-        <w:rPr>
-          <w:rFonts w:ascii="Times New Roman" w:hAnsi="Times New Roman" w:cs="Times New Roman"/>
-          <w:sz w:val="36"/>
-          <w:szCs w:val="36"/>
-        </w:rPr>
-        <w:t>Gen</w:t>
-      </w:r>
-      <w:proofErr w:type="spellEnd"/>
-      <w:r>
-        <w:rPr>
-          <w:rFonts w:ascii="Times New Roman" w:hAnsi="Times New Roman" w:cs="Times New Roman"/>
-          <w:sz w:val="36"/>
-          <w:szCs w:val="36"/>
-        </w:rPr>
-        <w:t xml:space="preserve"> 8th mini</w:t>
+        <w:t>ore 3 Gen 8th mini</w:t>
       </w:r>
     </w:p>
     <w:p>
